--- a/apps/api/storage/tbc-documents/docx/tbc-purchases-payments-custody-refunds.docx
+++ b/apps/api/storage/tbc-documents/docx/tbc-purchases-payments-custody-refunds.docx
@@ -91,7 +91,7 @@
           <w:color w:val="946C25"/>
           <w:sz w:val="16"/>
         </w:rPr>
-        <w:t>TRADINGBIBLE.NET   •   DELAWARE, UNITED STATES   •   OCTOBER 2026</w:t>
+        <w:t>TRADINGBIBLE.APP   •   DELAWARE, UNITED STATES   •   OCTOBER 2026</w:t>
       </w:r>
     </w:p>
     <w:p/>
@@ -119,7 +119,7 @@
         <w:jc w:val="both"/>
       </w:pPr>
       <w:r>
-        <w:t>The proposed distribution channel is tradingbible.net. A website being operational does not establish that token sales are authorized or active. Any purchase function must remain disabled until the issuer has completed the applicable legal, security, payment and launch controls.</w:t>
+        <w:t>The proposed distribution channel is tradingbible.app. A website being operational does not establish that token sales are authorized or active. Any purchase function must remain disabled until the issuer has completed the applicable legal, security, payment and launch controls.</w:t>
       </w:r>
     </w:p>
     <w:p>
@@ -735,7 +735,7 @@
         <w:color w:val="5F656F"/>
         <w:sz w:val="16"/>
       </w:rPr>
-      <w:t>TRADINGBIBLE  •  COUNSEL BRIEFING 03  •  tradingbible.net</w:t>
+      <w:t>TRADINGBIBLE  •  COUNSEL BRIEFING 03  •  tradingbible.app</w:t>
     </w:r>
   </w:p>
 </w:ftr>
